--- a/docs/generated/DATA_DICTIONARY.ko.docx
+++ b/docs/generated/DATA_DICTIONARY.ko.docx
@@ -1313,7 +1313,15 @@
         <w:pStyle w:val="ListBullet"/>
       </w:pPr>
       <w:r>
-        <w:t>무손실 중복제거 식별키: ["bidNtceNo", "bidNtceOrd", "bidprcCorpBizrno", "opengRank", "dqlfctnRsn", "bidprcAmt", "bidprcTm"]</w:t>
+        <w:t>원천 무손실 중복제거 식별키 (Raw Deduplication Grain): ["bidNtceNo", "bidNtceOrd", "bidprcCorpBizrno", "opengRank", "dqlfctnRsn", "bidprcAmt", "bidprcTm"]</w:t>
+      </w:r>
+    </w:p>
+    <w:p>
+      <w:pPr>
+        <w:pStyle w:val="ListBullet"/>
+      </w:pPr>
+      <w:r>
+        <w:t>큐레이티드 테이블 기본 키 (Curated PK): (bid_notice_no, bid_notice_round, bidder_supplier_id, opening_rank, disqualification_reason_ko, bid_amount_krw, bid_submission_time) (원천 7개 컬럼 무손실 그레인과 동일하게 유지)</w:t>
       </w:r>
     </w:p>
     <w:p>

--- a/docs/generated/DATA_DICTIONARY.ko.docx
+++ b/docs/generated/DATA_DICTIONARY.ko.docx
@@ -4326,6 +4326,563 @@
       </w:pPr>
       <w:r>
         <w:t>bid_price_ratio: 추정가격 대비 투찰금액 비율 (bid_amount_krw / estimated_price_krw)</w:t>
+      </w:r>
+    </w:p>
+    <w:p>
+      <w:pPr>
+        <w:pStyle w:val="Heading1"/>
+      </w:pPr>
+      <w:r>
+        <w:t>6. 관계형 큐레이티드 테이블 (CURATED_SCHEMA_VERSION = "1.0.0")</w:t>
+      </w:r>
+    </w:p>
+    <w:p>
+      <w:r>
+        <w:t>정규화 Parquet 피드로부터 생성되는 7개의 정규화 관계형 테이블(data/processed/curated/YYYY_MM/)의 표준 컬럼 구조입니다.</w:t>
+      </w:r>
+    </w:p>
+    <w:p>
+      <w:pPr>
+        <w:pStyle w:val="Heading2"/>
+      </w:pPr>
+      <w:r>
+        <w:t>6.1 01_tenders.parquet (입찰공고 마스터)</w:t>
+      </w:r>
+    </w:p>
+    <w:p>
+      <w:pPr>
+        <w:pStyle w:val="ListBullet"/>
+      </w:pPr>
+      <w:r>
+        <w:t>물리 기본 키 (PK): (bid_notice_no, bid_notice_round)</w:t>
+      </w:r>
+    </w:p>
+    <w:p>
+      <w:pPr>
+        <w:pStyle w:val="ListBullet"/>
+      </w:pPr>
+      <w:r>
+        <w:t>행 수: 32,895행 (8월 기준, 100% 고유)</w:t>
+      </w:r>
+    </w:p>
+    <w:p>
+      <w:pPr>
+        <w:pStyle w:val="ListBullet"/>
+      </w:pPr>
+      <w:r>
+        <w:t>주요 컬럼: bid_notice_no, bid_notice_round, bid_notice_name_ko, notice_agency_code, notice_agency_name_ko, demand_agency_code, demand_agency_name_ko, business_div_name_ko, contract_method_ko, award_method_ko, assigned_budget_krw, estimated_price_krw, bid_notice_date, bid_begin_date, bid_close_date, opening_date, is_joint_contract, is_electronic_bid, is_region_limited, is_industry_limited</w:t>
+      </w:r>
+    </w:p>
+    <w:p>
+      <w:pPr>
+        <w:pStyle w:val="Heading2"/>
+      </w:pPr>
+      <w:r>
+        <w:t>6.2 02_bidder_submissions.parquet (개별 기업 투찰 기록)</w:t>
+      </w:r>
+    </w:p>
+    <w:p>
+      <w:pPr>
+        <w:pStyle w:val="ListBullet"/>
+      </w:pPr>
+      <w:r>
+        <w:t>물리 기본 키 (PK): bid_submission_id (BID_&lt;32 hex&gt;, SHA-256 대리 키, 100% 고유)</w:t>
+      </w:r>
+    </w:p>
+    <w:p>
+      <w:pPr>
+        <w:pStyle w:val="ListBullet"/>
+      </w:pPr>
+      <w:r>
+        <w:t>비즈니스 대조 그레인: (bid_notice_no, bid_notice_round, bidder_supplier_id, opening_rank, disqualification_reason_ko, bid_amount_krw, bid_submission_time) (7-컬럼 무손실 그레인)</w:t>
+      </w:r>
+    </w:p>
+    <w:p>
+      <w:pPr>
+        <w:pStyle w:val="ListBullet"/>
+      </w:pPr>
+      <w:r>
+        <w:t>행 수: 2,107,948행 (8월 기준)</w:t>
+      </w:r>
+    </w:p>
+    <w:p>
+      <w:pPr>
+        <w:pStyle w:val="ListBullet"/>
+      </w:pPr>
+      <w:r>
+        <w:t>주요 컬럼:</w:t>
+      </w:r>
+    </w:p>
+    <w:p>
+      <w:pPr>
+        <w:pStyle w:val="ListBullet"/>
+      </w:pPr>
+      <w:r>
+        <w:t>bid_submission_id: 문자열 (PK, BID_ 접두어)</w:t>
+      </w:r>
+    </w:p>
+    <w:p>
+      <w:pPr>
+        <w:pStyle w:val="ListBullet"/>
+      </w:pPr>
+      <w:r>
+        <w:t>bid_notice_no, bid_notice_round: 연계 공고 키 (FK)</w:t>
+      </w:r>
+    </w:p>
+    <w:p>
+      <w:pPr>
+        <w:pStyle w:val="ListBullet"/>
+      </w:pPr>
+      <w:r>
+        <w:t>bidder_supplier_id: 가명화 기업 키 (FK, SUP_ 접두어)</w:t>
+      </w:r>
+    </w:p>
+    <w:p>
+      <w:pPr>
+        <w:pStyle w:val="ListBullet"/>
+      </w:pPr>
+      <w:r>
+        <w:t>tender_in_scope: 당월 큐레이티드 공고 연계 여부 (boolean)</w:t>
+      </w:r>
+    </w:p>
+    <w:p>
+      <w:pPr>
+        <w:pStyle w:val="ListBullet"/>
+      </w:pPr>
+      <w:r>
+        <w:t>bid_amount_krw: 투찰금액 (float64)</w:t>
+      </w:r>
+    </w:p>
+    <w:p>
+      <w:pPr>
+        <w:pStyle w:val="ListBullet"/>
+      </w:pPr>
+      <w:r>
+        <w:t>bid_rate_pct: 투찰률 (float64, %)</w:t>
+      </w:r>
+    </w:p>
+    <w:p>
+      <w:pPr>
+        <w:pStyle w:val="ListBullet"/>
+      </w:pPr>
+      <w:r>
+        <w:t>opening_rank: 개찰순위 (float64)</w:t>
+      </w:r>
+    </w:p>
+    <w:p>
+      <w:pPr>
+        <w:pStyle w:val="ListBullet"/>
+      </w:pPr>
+      <w:r>
+        <w:t>is_selected_winner: 낙찰자 선정 여부 (boolean)</w:t>
+      </w:r>
+    </w:p>
+    <w:p>
+      <w:pPr>
+        <w:pStyle w:val="ListBullet"/>
+      </w:pPr>
+      <w:r>
+        <w:t>disqualification_reason_ko: 탈락사유 (string)</w:t>
+      </w:r>
+    </w:p>
+    <w:p>
+      <w:pPr>
+        <w:pStyle w:val="ListBullet"/>
+      </w:pPr>
+      <w:r>
+        <w:t>bid_submission_time: 투찰시각 (string)</w:t>
+      </w:r>
+    </w:p>
+    <w:p>
+      <w:pPr>
+        <w:pStyle w:val="Heading2"/>
+      </w:pPr>
+      <w:r>
+        <w:t>6.3 03_award_outcomes.parquet (최종 낙찰 결과)</w:t>
+      </w:r>
+    </w:p>
+    <w:p>
+      <w:pPr>
+        <w:pStyle w:val="ListBullet"/>
+      </w:pPr>
+      <w:r>
+        <w:t>물리 기본 키 (PK): award_outcome_id (AWD_&lt;32 hex&gt;, SHA-256 대리 키, 100% 고유)</w:t>
+      </w:r>
+    </w:p>
+    <w:p>
+      <w:pPr>
+        <w:pStyle w:val="ListBullet"/>
+      </w:pPr>
+      <w:r>
+        <w:t>비즈니스 대조 그레인: (bid_notice_no, bid_notice_round, winner_supplier_id, award_amount_krw, bid_submission_time)</w:t>
+      </w:r>
+    </w:p>
+    <w:p>
+      <w:pPr>
+        <w:pStyle w:val="ListBullet"/>
+      </w:pPr>
+      <w:r>
+        <w:t>행 수: 17,315행 (선정 낙찰자 전수)</w:t>
+      </w:r>
+    </w:p>
+    <w:p>
+      <w:pPr>
+        <w:pStyle w:val="ListBullet"/>
+      </w:pPr>
+      <w:r>
+        <w:t>낙찰금액 결측치 정책: 24건(0.14%) award_amount_krw 결측치는 적격심사 등 개찰 직후 미확정 상태로 DO NOT IMPUTE 정책에 따라 NULL 보존.</w:t>
+      </w:r>
+    </w:p>
+    <w:p>
+      <w:pPr>
+        <w:pStyle w:val="ListBullet"/>
+      </w:pPr>
+      <w:r>
+        <w:t>주요 컬럼:</w:t>
+      </w:r>
+    </w:p>
+    <w:p>
+      <w:pPr>
+        <w:pStyle w:val="ListBullet"/>
+      </w:pPr>
+      <w:r>
+        <w:t>award_outcome_id: 문자열 (PK, AWD_ 접두어)</w:t>
+      </w:r>
+    </w:p>
+    <w:p>
+      <w:pPr>
+        <w:pStyle w:val="ListBullet"/>
+      </w:pPr>
+      <w:r>
+        <w:t>bid_notice_no, bid_notice_round: 연계 공고 키 (FK)</w:t>
+      </w:r>
+    </w:p>
+    <w:p>
+      <w:pPr>
+        <w:pStyle w:val="ListBullet"/>
+      </w:pPr>
+      <w:r>
+        <w:t>winner_supplier_id: 낙찰 기업 키 (FK, SUP_ 접두어)</w:t>
+      </w:r>
+    </w:p>
+    <w:p>
+      <w:pPr>
+        <w:pStyle w:val="ListBullet"/>
+      </w:pPr>
+      <w:r>
+        <w:t>tender_in_scope: 당월 큐레이티드 공고 연계 여부 (boolean)</w:t>
+      </w:r>
+    </w:p>
+    <w:p>
+      <w:pPr>
+        <w:pStyle w:val="ListBullet"/>
+      </w:pPr>
+      <w:r>
+        <w:t>award_amount_krw: 최종 낙찰금액 (float64, 24건 Nullable)</w:t>
+      </w:r>
+    </w:p>
+    <w:p>
+      <w:pPr>
+        <w:pStyle w:val="ListBullet"/>
+      </w:pPr>
+      <w:r>
+        <w:t>award_rate: 낙찰률 (float64, %)</w:t>
+      </w:r>
+    </w:p>
+    <w:p>
+      <w:pPr>
+        <w:pStyle w:val="ListBullet"/>
+      </w:pPr>
+      <w:r>
+        <w:t>award_date: 낙찰결정일자 (string)</w:t>
+      </w:r>
+    </w:p>
+    <w:p>
+      <w:pPr>
+        <w:pStyle w:val="ListBullet"/>
+      </w:pPr>
+      <w:r>
+        <w:t>scheduled_price_krw: 예정가격 (float64)</w:t>
+      </w:r>
+    </w:p>
+    <w:p>
+      <w:pPr>
+        <w:pStyle w:val="ListBullet"/>
+      </w:pPr>
+      <w:r>
+        <w:t>base_amount_krw: 기초금액 (float64)</w:t>
+      </w:r>
+    </w:p>
+    <w:p>
+      <w:pPr>
+        <w:pStyle w:val="ListBullet"/>
+      </w:pPr>
+      <w:r>
+        <w:t>award_method_ko: 낙찰자결정방법 (string)</w:t>
+      </w:r>
+    </w:p>
+    <w:p>
+      <w:pPr>
+        <w:pStyle w:val="Heading2"/>
+      </w:pPr>
+      <w:r>
+        <w:t>6.4 04_contracts.parquet (정부 계약 마스터)</w:t>
+      </w:r>
+    </w:p>
+    <w:p>
+      <w:pPr>
+        <w:pStyle w:val="ListBullet"/>
+      </w:pPr>
+      <w:r>
+        <w:t>물리 기본 키 (PK): unified_contract_no (untyCntrctNo, 100% 고유)</w:t>
+      </w:r>
+    </w:p>
+    <w:p>
+      <w:pPr>
+        <w:pStyle w:val="ListBullet"/>
+      </w:pPr>
+      <w:r>
+        <w:t>행 수: 115,945행</w:t>
+      </w:r>
+    </w:p>
+    <w:p>
+      <w:pPr>
+        <w:pStyle w:val="ListBullet"/>
+      </w:pPr>
+      <w:r>
+        <w:t>주요 컬럼: unified_contract_no, contract_no, contract_round, contract_title_ko, contract_date, contract_method_ko, total_contract_amount_krw, contract_amount_krw, contract_agency_code, contract_agency_name_ko, demand_agency_code, demand_agency_name_ko, contractor_supplier_id (FK), contractor_name_ko, bid_notice_no, bid_notice_round, contract_period, is_joint_contract</w:t>
+      </w:r>
+    </w:p>
+    <w:p>
+      <w:pPr>
+        <w:pStyle w:val="Heading2"/>
+      </w:pPr>
+      <w:r>
+        <w:t>6.5 05_suppliers.parquet (공급업체 차원)</w:t>
+      </w:r>
+    </w:p>
+    <w:p>
+      <w:pPr>
+        <w:pStyle w:val="ListBullet"/>
+      </w:pPr>
+      <w:r>
+        <w:t>물리 기본 키 (PK): supplier_id (SUP_&lt;32 hex&gt;, HMAC-SHA256 해시 키)</w:t>
+      </w:r>
+    </w:p>
+    <w:p>
+      <w:pPr>
+        <w:pStyle w:val="ListBullet"/>
+      </w:pPr>
+      <w:r>
+        <w:t>행 수: 143,842개사 (투찰사, 낙찰사, 계약체결사 전수 통합)</w:t>
+      </w:r>
+    </w:p>
+    <w:p>
+      <w:pPr>
+        <w:pStyle w:val="ListBullet"/>
+      </w:pPr>
+      <w:r>
+        <w:t>프라이버시 보존: 원천 사업자번호 완전 제거, 마스킹 번호(masked_biz_no: 123-45-*) 제공.</w:t>
+      </w:r>
+    </w:p>
+    <w:p>
+      <w:pPr>
+        <w:pStyle w:val="ListBullet"/>
+      </w:pPr>
+      <w:r>
+        <w:t>주요 컬럼:</w:t>
+      </w:r>
+    </w:p>
+    <w:p>
+      <w:pPr>
+        <w:pStyle w:val="ListBullet"/>
+      </w:pPr>
+      <w:r>
+        <w:t>supplier_id: 가명화 기업 식별자 (PK)</w:t>
+      </w:r>
+    </w:p>
+    <w:p>
+      <w:pPr>
+        <w:pStyle w:val="ListBullet"/>
+      </w:pPr>
+      <w:r>
+        <w:t>supplier_name_ko: 기업 상호명 (string)</w:t>
+      </w:r>
+    </w:p>
+    <w:p>
+      <w:pPr>
+        <w:pStyle w:val="ListBullet"/>
+      </w:pPr>
+      <w:r>
+        <w:t>masked_biz_no: 마스킹된 사업자등록번호 (123-45-*)</w:t>
+      </w:r>
+    </w:p>
+    <w:p>
+      <w:pPr>
+        <w:pStyle w:val="ListBullet"/>
+      </w:pPr>
+      <w:r>
+        <w:t>is_bidder, is_winner, is_contractor: 기업 역할 플래그 (boolean)</w:t>
+      </w:r>
+    </w:p>
+    <w:p>
+      <w:pPr>
+        <w:pStyle w:val="ListBullet"/>
+      </w:pPr>
+      <w:r>
+        <w:t>total_bids_in_scope, total_wins_in_scope, total_contracts_in_scope: 당월 활동 실적 (int64)</w:t>
+      </w:r>
+    </w:p>
+    <w:p>
+      <w:pPr>
+        <w:pStyle w:val="ListBullet"/>
+      </w:pPr>
+      <w:r>
+        <w:t>total_contract_amount_krw: 당월 계약체결 총액 (float64)</w:t>
+      </w:r>
+    </w:p>
+    <w:p>
+      <w:pPr>
+        <w:pStyle w:val="Heading2"/>
+      </w:pPr>
+      <w:r>
+        <w:t>6.6 06_agencies.parquet (발주 및 수요기관 차원)</w:t>
+      </w:r>
+    </w:p>
+    <w:p>
+      <w:pPr>
+        <w:pStyle w:val="ListBullet"/>
+      </w:pPr>
+      <w:r>
+        <w:t>물리 기본 키 (PK): agency_code (7자리 공공기관 표준코드)</w:t>
+      </w:r>
+    </w:p>
+    <w:p>
+      <w:pPr>
+        <w:pStyle w:val="ListBullet"/>
+      </w:pPr>
+      <w:r>
+        <w:t>행 수: 14,091개 기관</w:t>
+      </w:r>
+    </w:p>
+    <w:p>
+      <w:pPr>
+        <w:pStyle w:val="ListBullet"/>
+      </w:pPr>
+      <w:r>
+        <w:t>주요 컬럼:</w:t>
+      </w:r>
+    </w:p>
+    <w:p>
+      <w:pPr>
+        <w:pStyle w:val="ListBullet"/>
+      </w:pPr>
+      <w:r>
+        <w:t>agency_code: 표준 기관코드 (PK)</w:t>
+      </w:r>
+    </w:p>
+    <w:p>
+      <w:pPr>
+        <w:pStyle w:val="ListBullet"/>
+      </w:pPr>
+      <w:r>
+        <w:t>agency_name_ko: 공식 기관명 (string)</w:t>
+      </w:r>
+    </w:p>
+    <w:p>
+      <w:pPr>
+        <w:pStyle w:val="ListBullet"/>
+      </w:pPr>
+      <w:r>
+        <w:t>is_notice_agency, is_demand_agency, is_contract_agency: 기관 역할 플래그 (boolean)</w:t>
+      </w:r>
+    </w:p>
+    <w:p>
+      <w:pPr>
+        <w:pStyle w:val="ListBullet"/>
+      </w:pPr>
+      <w:r>
+        <w:t>total_tenders_in_scope, total_contracts_in_scope: 당월 조달 활동 건수 (int64)</w:t>
+      </w:r>
+    </w:p>
+    <w:p>
+      <w:pPr>
+        <w:pStyle w:val="Heading2"/>
+      </w:pPr>
+      <w:r>
+        <w:t>6.7 07_tender_contract_bridge.parquet (공고-계약 연결 브릿지)</w:t>
+      </w:r>
+    </w:p>
+    <w:p>
+      <w:pPr>
+        <w:pStyle w:val="ListBullet"/>
+      </w:pPr>
+      <w:r>
+        <w:t>물리 기본 키 (PK): unified_contract_no</w:t>
+      </w:r>
+    </w:p>
+    <w:p>
+      <w:pPr>
+        <w:pStyle w:val="ListBullet"/>
+      </w:pPr>
+      <w:r>
+        <w:t>행 수: 40,677행 (공고 연계 계약 100% 수록, 미연계 계약 75,268건은 제외)</w:t>
+      </w:r>
+    </w:p>
+    <w:p>
+      <w:pPr>
+        <w:pStyle w:val="ListBullet"/>
+      </w:pPr>
+      <w:r>
+        <w:t>주요 컬럼:</w:t>
+      </w:r>
+    </w:p>
+    <w:p>
+      <w:pPr>
+        <w:pStyle w:val="ListBullet"/>
+      </w:pPr>
+      <w:r>
+        <w:t>unified_contract_no: 계약 식별자 (PK, FK → contracts)</w:t>
+      </w:r>
+    </w:p>
+    <w:p>
+      <w:pPr>
+        <w:pStyle w:val="ListBullet"/>
+      </w:pPr>
+      <w:r>
+        <w:t>bid_notice_no, bid_notice_round: 입찰공고 키 (FK → tenders)</w:t>
+      </w:r>
+    </w:p>
+    <w:p>
+      <w:pPr>
+        <w:pStyle w:val="ListBullet"/>
+      </w:pPr>
+      <w:r>
+        <w:t>tender_in_scope: 당월 큐레이티드 공고 연계 여부 (boolean)</w:t>
+      </w:r>
+    </w:p>
+    <w:p>
+      <w:pPr>
+        <w:pStyle w:val="ListBullet"/>
+      </w:pPr>
+      <w:r>
+        <w:t>contract_amount_krw: 계약금액 (float64)</w:t>
+      </w:r>
+    </w:p>
+    <w:p>
+      <w:pPr>
+        <w:pStyle w:val="ListBullet"/>
+      </w:pPr>
+      <w:r>
+        <w:t>contract_date: 계약일자 (string)</w:t>
+      </w:r>
+    </w:p>
+    <w:p>
+      <w:pPr>
+        <w:pStyle w:val="ListBullet"/>
+      </w:pPr>
+      <w:r>
+        <w:t>contractor_supplier_id: 계약기업 키 (FK → suppliers)</w:t>
       </w:r>
     </w:p>
     <w:sectPr>

--- a/docs/generated/DATA_DICTIONARY.ko.docx
+++ b/docs/generated/DATA_DICTIONARY.ko.docx
@@ -4333,12 +4333,12 @@
         <w:pStyle w:val="Heading1"/>
       </w:pPr>
       <w:r>
-        <w:t>6. 관계형 큐레이티드 테이블 (CURATED_SCHEMA_VERSION = "1.0.0")</w:t>
+        <w:t>6. 관계형 큐레이티드 / 공개 테이블 (CURATED_SCHEMA_VERSION = "1.1.0")</w:t>
       </w:r>
     </w:p>
     <w:p>
       <w:r>
-        <w:t>정규화 Parquet 피드로부터 생성되는 7개의 정규화 관계형 테이블(data/processed/curated/YYYY_MM/)의 표준 컬럼 구조입니다.</w:t>
+        <w:t>아래 행 수는 2025-09-01 ~ 2026-08-31 Kaggle 공개본 기준입니다. 월별 내부 큐레이션은 재시작 가능한 검증 단위이며, 최종 공개본은 scripts/build_kaggle_release.py가 7개 ZSTD Parquet으로 병합합니다. 공급업체 상호명과 사업자등록번호는 공개본에서 제외됩니다.</w:t>
       </w:r>
     </w:p>
     <w:p>
@@ -4362,7 +4362,7 @@
         <w:pStyle w:val="ListBullet"/>
       </w:pPr>
       <w:r>
-        <w:t>행 수: 32,895행 (8월 기준, 100% 고유)</w:t>
+        <w:t>행 수: 470,937행</w:t>
       </w:r>
     </w:p>
     <w:p>
@@ -4402,7 +4402,7 @@
         <w:pStyle w:val="ListBullet"/>
       </w:pPr>
       <w:r>
-        <w:t>행 수: 2,107,948행 (8월 기준)</w:t>
+        <w:t>행 수: 35,907,867행</w:t>
       </w:r>
     </w:p>
     <w:p>
@@ -4458,7 +4458,7 @@
         <w:pStyle w:val="ListBullet"/>
       </w:pPr>
       <w:r>
-        <w:t>bid_rate_pct: 투찰률 (float64, %)</w:t>
+        <w:t>bid_rate: 투찰률 (float64, %)</w:t>
       </w:r>
     </w:p>
     <w:p>
@@ -4522,7 +4522,7 @@
         <w:pStyle w:val="ListBullet"/>
       </w:pPr>
       <w:r>
-        <w:t>행 수: 17,315행 (선정 낙찰자 전수)</w:t>
+        <w:t>행 수: 305,995행 (선정 낙찰자 전수)</w:t>
       </w:r>
     </w:p>
     <w:p>
@@ -4530,7 +4530,7 @@
         <w:pStyle w:val="ListBullet"/>
       </w:pPr>
       <w:r>
-        <w:t>낙찰금액 결측치 정책: 24건(0.14%) award_amount_krw 결측치는 적격심사 등 개찰 직후 미확정 상태로 DO NOT IMPUTE 정책에 따라 NULL 보존.</w:t>
+        <w:t>낙찰금액 결측치 정책: award_amount_krw NULL 280건은 원천 API snapshot 그대로 보존합니다. 결측 원인을 데이터 부재만으로 추정하지 않으며 DO NOT IMPUTE 정책을 적용합니다.</w:t>
       </w:r>
     </w:p>
     <w:p>
@@ -4578,7 +4578,7 @@
         <w:pStyle w:val="ListBullet"/>
       </w:pPr>
       <w:r>
-        <w:t>award_amount_krw: 최종 낙찰금액 (float64, 24건 Nullable)</w:t>
+        <w:t>award_amount_krw: 최종 낙찰금액 (float64, Nullable)</w:t>
       </w:r>
     </w:p>
     <w:p>
@@ -4642,7 +4642,7 @@
         <w:pStyle w:val="ListBullet"/>
       </w:pPr>
       <w:r>
-        <w:t>행 수: 115,945행</w:t>
+        <w:t>행 수: 1,894,598행</w:t>
       </w:r>
     </w:p>
     <w:p>
@@ -4650,7 +4650,15 @@
         <w:pStyle w:val="ListBullet"/>
       </w:pPr>
       <w:r>
-        <w:t>주요 컬럼: unified_contract_no, contract_no, contract_round, contract_title_ko, contract_date, contract_method_ko, total_contract_amount_krw, contract_amount_krw, contract_agency_code, contract_agency_name_ko, demand_agency_code, demand_agency_name_ko, contractor_supplier_id (FK), contractor_name_ko, bid_notice_no, bid_notice_round, contract_period, is_joint_contract</w:t>
+        <w:t>주요 컬럼: unified_contract_no, contract_no, contract_round, contract_title_ko, contract_date, contract_method_ko, total_contract_amount_krw, contract_amount_krw, contract_agency_code, contract_agency_name_ko, demand_agency_code, demand_agency_name_ko, contractor_supplier_id (FK), bid_notice_no, bid_notice_round, contract_period, is_joint_contract</w:t>
+      </w:r>
+    </w:p>
+    <w:p>
+      <w:pPr>
+        <w:pStyle w:val="ListBullet"/>
+      </w:pPr>
+      <w:r>
+        <w:t>금액 이상치 정책: 원천 JSON에서 확인된 음수 계약금액은 감액/원천 이상치 가능성을 보존하기 위해 삭제하거나 0으로 치환하지 않습니다.</w:t>
       </w:r>
     </w:p>
     <w:p>
@@ -4674,7 +4682,7 @@
         <w:pStyle w:val="ListBullet"/>
       </w:pPr>
       <w:r>
-        <w:t>행 수: 143,842개사 (투찰사, 낙찰사, 계약체결사 전수 통합)</w:t>
+        <w:t>행 수: 261,474개 가명화 supplier ID (투찰사, 낙찰사, 계약체결사 전수 통합)</w:t>
       </w:r>
     </w:p>
     <w:p>
@@ -4682,7 +4690,7 @@
         <w:pStyle w:val="ListBullet"/>
       </w:pPr>
       <w:r>
-        <w:t>프라이버시 보존: 원천 사업자번호 완전 제거, 마스킹 번호(masked_biz_no: 123-45-*) 제공.</w:t>
+        <w:t>프라이버시 보존: 원천 사업자번호, 마스킹 사업자번호, 공급업체 상호명 모두 공개본에서 제외합니다. supplier_id는 전용 비밀키 기반 HMAC-SHA256 식별자입니다.</w:t>
       </w:r>
     </w:p>
     <w:p>
@@ -4706,22 +4714,6 @@
         <w:pStyle w:val="ListBullet"/>
       </w:pPr>
       <w:r>
-        <w:t>supplier_name_ko: 기업 상호명 (string)</w:t>
-      </w:r>
-    </w:p>
-    <w:p>
-      <w:pPr>
-        <w:pStyle w:val="ListBullet"/>
-      </w:pPr>
-      <w:r>
-        <w:t>masked_biz_no: 마스킹된 사업자등록번호 (123-45-*)</w:t>
-      </w:r>
-    </w:p>
-    <w:p>
-      <w:pPr>
-        <w:pStyle w:val="ListBullet"/>
-      </w:pPr>
-      <w:r>
         <w:t>is_bidder, is_winner, is_contractor: 기업 역할 플래그 (boolean)</w:t>
       </w:r>
     </w:p>
@@ -4730,7 +4722,7 @@
         <w:pStyle w:val="ListBullet"/>
       </w:pPr>
       <w:r>
-        <w:t>total_bids_in_scope, total_wins_in_scope, total_contracts_in_scope: 당월 활동 실적 (int64)</w:t>
+        <w:t>snapshot_total_bids_in_scope, snapshot_total_wins_in_scope, snapshot_total_contracts_in_scope: 12개월 공개 범위 활동 실적 (int64)</w:t>
       </w:r>
     </w:p>
     <w:p>
@@ -4738,7 +4730,15 @@
         <w:pStyle w:val="ListBullet"/>
       </w:pPr>
       <w:r>
-        <w:t>total_contract_amount_krw: 당월 계약체결 총액 (float64)</w:t>
+        <w:t>snapshot_total_contract_amount_krw: 12개월 공개 범위 계약 총액 (float64)</w:t>
+      </w:r>
+    </w:p>
+    <w:p>
+      <w:pPr>
+        <w:pStyle w:val="ListBullet"/>
+      </w:pPr>
+      <w:r>
+        <w:t>ML 주의: snapshot_total_*은 전체 공개기간 집계값이므로 과거 시점 예측의 leak-free feature로 직접 사용하면 안 됩니다.</w:t>
       </w:r>
     </w:p>
     <w:p>
@@ -4762,7 +4762,7 @@
         <w:pStyle w:val="ListBullet"/>
       </w:pPr>
       <w:r>
-        <w:t>행 수: 14,091개 기관</w:t>
+        <w:t>행 수: 27,214개 기관</w:t>
       </w:r>
     </w:p>
     <w:p>
@@ -4802,7 +4802,7 @@
         <w:pStyle w:val="ListBullet"/>
       </w:pPr>
       <w:r>
-        <w:t>total_tenders_in_scope, total_contracts_in_scope: 당월 조달 활동 건수 (int64)</w:t>
+        <w:t>snapshot_total_tenders_in_scope, snapshot_total_contracts_in_scope: 12개월 공개 범위 조달 활동 건수 (int64)</w:t>
       </w:r>
     </w:p>
     <w:p>
@@ -4826,7 +4826,7 @@
         <w:pStyle w:val="ListBullet"/>
       </w:pPr>
       <w:r>
-        <w:t>행 수: 40,677행 (공고 연계 계약 100% 수록, 미연계 계약 75,268건은 제외)</w:t>
+        <w:t>행 수: 637,107행 (입찰공고 번호가 있는 계약의 공고-계약 연결)</w:t>
       </w:r>
     </w:p>
     <w:p>
@@ -4882,7 +4882,12 @@
         <w:pStyle w:val="ListBullet"/>
       </w:pPr>
       <w:r>
-        <w:t>contractor_supplier_id: 계약기업 키 (FK → suppliers)</w:t>
+        <w:t>match_type: 공고-계약 연결 방식 (string)</w:t>
+      </w:r>
+    </w:p>
+    <w:p>
+      <w:r>
+        <w:t>공개본의 상세 검증 결과와 파일별 SHA-256은 HISTORICAL_RELEASE_2025_09_2026_08.md 및 docs/metrics/release_202509_202608.json을 참조하십시오.</w:t>
       </w:r>
     </w:p>
     <w:sectPr>
